--- a/applications/tive-account-manager/Tive-AccountManager-Resume.docx
+++ b/applications/tive-account-manager/Tive-AccountManager-Resume.docx
@@ -1071,7 +1071,7 @@
           <w:i w:val="0"/>
           <w:color w:val="1A1A1A"/>
         </w:rPr>
-        <w:t>Customer Onboarding, Product Adoption, Contract Renewals, Revenue Retention, Re-engaging Inactive Customers, Upsell &amp; Expansion, Customer Advocacy</w:t>
+        <w:t>Customer Onboarding, Product Adoption, Order &amp; Contract Management, Contract Renewals, Revenue Retention, Re-engaging Inactive Customers, Upsell &amp; Expansion, Customer Advocacy</w:t>
       </w:r>
     </w:p>
     <w:p>

--- a/applications/tive-account-manager/Tive-AccountManager-Resume.docx
+++ b/applications/tive-account-manager/Tive-AccountManager-Resume.docx
@@ -753,6 +753,30 @@
           <w:i w:val="0"/>
           <w:color w:val="1A1A1A"/>
         </w:rPr>
+        <w:t>Set up third-party shipping integrations for e-commerce clients launching online storefronts alongside their physical retail locations.</w:t>
+      </w:r>
+    </w:p>
+    <w:p>
+      <w:pPr>
+        <w:spacing w:after="30"/>
+        <w:ind w:left="259" w:hanging="259"/>
+      </w:pPr>
+      <w:r>
+        <w:rPr>
+          <w:rFonts w:ascii="Calibri" w:hAnsi="Calibri"/>
+          <w:b w:val="0"/>
+          <w:i w:val="0"/>
+          <w:color w:val="163A5F"/>
+        </w:rPr>
+        <w:t xml:space="preserve">•  </w:t>
+      </w:r>
+      <w:r>
+        <w:rPr>
+          <w:rFonts w:ascii="Calibri" w:hAnsi="Calibri"/>
+          <w:b w:val="0"/>
+          <w:i w:val="0"/>
+          <w:color w:val="1A1A1A"/>
+        </w:rPr>
         <w:t>Managed a high-value account portfolio, contributing to a 30% increase in website traffic and 25% improvement in conversion rates across the e-commerce segment.</w:t>
       </w:r>
     </w:p>
